--- a/docs/ho-so/EIDE-CXD-10_Kien_truc_ngu_canh.docx
+++ b/docs/ho-so/EIDE-CXD-10_Kien_truc_ngu_canh.docx
@@ -12552,6 +12552,21 @@
           <w:szCs w:val="24"/>
         </w:rPr>
         <w:t xml:space="preserve">[67] V. T. Công, "EIDE-Rà soát đủ điều kiện phát triển (EIDE_Ra_soat_Du_dieu_kien_Phat_trien.xlsx)," 05/09/2026.</w:t>
+      </w:r>
+    </w:p>
+    <w:p>
+      <w:pPr>
+        <w:spacing w:after="100" w:line="276"/>
+        <w:ind w:left="567" w:hanging="567"/>
+        <w:jc w:val="left"/>
+      </w:pPr>
+      <w:r>
+        <w:rPr>
+          <w:rFonts w:ascii="Times New Roman" w:cs="Times New Roman" w:eastAsia="Times New Roman" w:hAnsi="Times New Roman"/>
+          <w:sz w:val="24"/>
+          <w:szCs w:val="24"/>
+        </w:rPr>
+        <w:t xml:space="preserve">[68] Anthropic, "Claude Code documentation — memory (CLAUDE.md), slash commands, hooks, settings," Claude Docs, 2026. [Online]. Available: https://docs.claude.com/en/docs/claude-code</w:t>
       </w:r>
     </w:p>
     <w:sectPr>

--- a/docs/ho-so/EIDE-CXD-10_Kien_truc_ngu_canh.docx
+++ b/docs/ho-so/EIDE-CXD-10_Kien_truc_ngu_canh.docx
@@ -277,7 +277,7 @@
                 <w:sz w:val="21"/>
                 <w:szCs w:val="21"/>
               </w:rPr>
-              <w:t xml:space="preserve">1.0 — phát hành cùng bộ hồ sơ v1.2 (bổ sung theo Rà soát đủ điều kiện phát triển)</w:t>
+              <w:t xml:space="preserve">1.1 — §4.5: bảng trọng số vị từ PRED_W chuyển vào khối máy đọc được cạnh EDGE_W và sinh ra `context/budgets.json` — trước đó hai nửa của cùng một công thức xếp hạng ở hai dạng khác nhau, một nửa có cổng chống trôi, một nửa chép tay (DEV-043). Nói rõ hai đường vào RAG: theo IRI (deterministic, M1) và theo câu hỏi ngôn ngữ tự nhiên (embedding, M2) — cột `embedding` để trống ở M1 nên không phải di trú khi tới M2 (DEV-042).</w:t>
             </w:r>
           </w:p>
         </w:tc>
@@ -1217,6 +1217,148 @@
                 <w:szCs w:val="21"/>
               </w:rPr>
               <w:t xml:space="preserve">Phát hành lần đầu — tách từ KAD-07 §6.6 thành tài liệu mức 3</w:t>
+            </w:r>
+          </w:p>
+        </w:tc>
+      </w:tr>
+      <w:tr>
+        <w:tc>
+          <w:tcPr>
+            <w:tcW w:type="dxa" w:w="1500"/>
+            <w:tcBorders>
+              <w:top w:val="single" w:color="7F7F7F" w:sz="4"/>
+              <w:left w:val="single" w:color="7F7F7F" w:sz="4"/>
+              <w:bottom w:val="single" w:color="7F7F7F" w:sz="4"/>
+              <w:right w:val="single" w:color="7F7F7F" w:sz="4"/>
+            </w:tcBorders>
+            <w:shd w:fill="F2F6FB" w:color="auto" w:val="clear"/>
+            <w:tcMar>
+              <w:top w:type="dxa" w:w="50"/>
+              <w:left w:type="dxa" w:w="80"/>
+              <w:bottom w:type="dxa" w:w="50"/>
+              <w:right w:type="dxa" w:w="80"/>
+            </w:tcMar>
+            <w:vAlign w:val="top"/>
+          </w:tcPr>
+          <w:p>
+            <w:pPr>
+              <w:spacing w:after="30" w:line="264"/>
+              <w:jc w:val="left"/>
+            </w:pPr>
+            <w:r>
+              <w:rPr>
+                <w:rFonts w:ascii="Times New Roman" w:cs="Times New Roman" w:eastAsia="Times New Roman" w:hAnsi="Times New Roman"/>
+                <w:b/>
+                <w:bCs/>
+                <w:sz w:val="21"/>
+                <w:szCs w:val="21"/>
+              </w:rPr>
+              <w:t xml:space="preserve">1.1</w:t>
+            </w:r>
+          </w:p>
+        </w:tc>
+        <w:tc>
+          <w:tcPr>
+            <w:tcW w:type="dxa" w:w="1700"/>
+            <w:tcBorders>
+              <w:top w:val="single" w:color="7F7F7F" w:sz="4"/>
+              <w:left w:val="single" w:color="7F7F7F" w:sz="4"/>
+              <w:bottom w:val="single" w:color="7F7F7F" w:sz="4"/>
+              <w:right w:val="single" w:color="7F7F7F" w:sz="4"/>
+            </w:tcBorders>
+            <w:shd w:fill="F2F6FB" w:color="auto" w:val="clear"/>
+            <w:tcMar>
+              <w:top w:type="dxa" w:w="50"/>
+              <w:left w:type="dxa" w:w="80"/>
+              <w:bottom w:type="dxa" w:w="50"/>
+              <w:right w:type="dxa" w:w="80"/>
+            </w:tcMar>
+            <w:vAlign w:val="top"/>
+          </w:tcPr>
+          <w:p>
+            <w:pPr>
+              <w:spacing w:after="30" w:line="264"/>
+              <w:jc w:val="left"/>
+            </w:pPr>
+            <w:r>
+              <w:rPr>
+                <w:rFonts w:ascii="Times New Roman" w:cs="Times New Roman" w:eastAsia="Times New Roman" w:hAnsi="Times New Roman"/>
+                <w:b w:val="false"/>
+                <w:bCs w:val="false"/>
+                <w:sz w:val="21"/>
+                <w:szCs w:val="21"/>
+              </w:rPr>
+              <w:t xml:space="preserve">07/09/2026</w:t>
+            </w:r>
+          </w:p>
+        </w:tc>
+        <w:tc>
+          <w:tcPr>
+            <w:tcW w:type="dxa" w:w="2100"/>
+            <w:tcBorders>
+              <w:top w:val="single" w:color="7F7F7F" w:sz="4"/>
+              <w:left w:val="single" w:color="7F7F7F" w:sz="4"/>
+              <w:bottom w:val="single" w:color="7F7F7F" w:sz="4"/>
+              <w:right w:val="single" w:color="7F7F7F" w:sz="4"/>
+            </w:tcBorders>
+            <w:shd w:fill="F2F6FB" w:color="auto" w:val="clear"/>
+            <w:tcMar>
+              <w:top w:type="dxa" w:w="50"/>
+              <w:left w:type="dxa" w:w="80"/>
+              <w:bottom w:type="dxa" w:w="50"/>
+              <w:right w:type="dxa" w:w="80"/>
+            </w:tcMar>
+            <w:vAlign w:val="top"/>
+          </w:tcPr>
+          <w:p>
+            <w:pPr>
+              <w:spacing w:after="30" w:line="264"/>
+              <w:jc w:val="left"/>
+            </w:pPr>
+            <w:r>
+              <w:rPr>
+                <w:rFonts w:ascii="Times New Roman" w:cs="Times New Roman" w:eastAsia="Times New Roman" w:hAnsi="Times New Roman"/>
+                <w:b w:val="false"/>
+                <w:bCs w:val="false"/>
+                <w:sz w:val="21"/>
+                <w:szCs w:val="21"/>
+              </w:rPr>
+              <w:t xml:space="preserve">Vũ Trí Công</w:t>
+            </w:r>
+          </w:p>
+        </w:tc>
+        <w:tc>
+          <w:tcPr>
+            <w:tcW w:type="dxa" w:w="4000"/>
+            <w:tcBorders>
+              <w:top w:val="single" w:color="7F7F7F" w:sz="4"/>
+              <w:left w:val="single" w:color="7F7F7F" w:sz="4"/>
+              <w:bottom w:val="single" w:color="7F7F7F" w:sz="4"/>
+              <w:right w:val="single" w:color="7F7F7F" w:sz="4"/>
+            </w:tcBorders>
+            <w:shd w:fill="F2F6FB" w:color="auto" w:val="clear"/>
+            <w:tcMar>
+              <w:top w:type="dxa" w:w="50"/>
+              <w:left w:type="dxa" w:w="80"/>
+              <w:bottom w:type="dxa" w:w="50"/>
+              <w:right w:type="dxa" w:w="80"/>
+            </w:tcMar>
+            <w:vAlign w:val="top"/>
+          </w:tcPr>
+          <w:p>
+            <w:pPr>
+              <w:spacing w:after="30" w:line="264"/>
+              <w:jc w:val="left"/>
+            </w:pPr>
+            <w:r>
+              <w:rPr>
+                <w:rFonts w:ascii="Times New Roman" w:cs="Times New Roman" w:eastAsia="Times New Roman" w:hAnsi="Times New Roman"/>
+                <w:b w:val="false"/>
+                <w:bCs w:val="false"/>
+                <w:sz w:val="21"/>
+                <w:szCs w:val="21"/>
+              </w:rPr>
+              <w:t xml:space="preserve">§4.5: bảng trọng số vị từ PRED_W chuyển vào khối máy đọc được cạnh EDGE_W và sinh ra `context/budgets.json` — trước đó hai nửa của cùng một công thức xếp hạng ở hai dạng khác nhau, một nửa có cổng chống trôi, một nửa chép tay (DEV-043). Nói rõ hai đường vào RAG: theo IRI (deterministic, M1) và theo câu hỏi ngôn ngữ tự nhiên (embedding, M2) — cột `embedding` để trống ở M1 nên không phải di trú khi tới M2 (DEV-042).</w:t>
             </w:r>
           </w:p>
         </w:tc>
@@ -8084,6 +8226,80 @@
           <w:szCs w:val="26"/>
         </w:rPr>
         <w:t xml:space="preserve">Trọng số vị từ PRED_W: base_address, offset, bit_range, reset_value, address, net = 1,0; enum, pin_function, irq = 0,9; voltage_range, timing = 0,8; description = 0,3 (chỉ khi còn ngân sách). Fact được trình bày dạng bảng: `| id | subject | predicate | value | unit | tier | src |` — mỗi dòng ≈ 25 token; C4 = 2.500 token ≈ 100 fact. Fact mâu thuẫn luôn có mặt kèm nhãn CONFLICT để mô hình không tự chọn (phải nói "không xác định").</w:t>
+      </w:r>
+    </w:p>
+    <w:p>
+      <w:pPr>
+        <w:spacing w:after="120" w:line="360"/>
+        <w:ind w:firstLine="0"/>
+        <w:jc w:val="both"/>
+      </w:pPr>
+      <w:r>
+        <w:rPr>
+          <w:rFonts w:ascii="Times New Roman" w:cs="Times New Roman" w:eastAsia="Times New Roman" w:hAnsi="Times New Roman"/>
+          <w:b/>
+          <w:bCs/>
+          <w:sz w:val="26"/>
+          <w:szCs w:val="26"/>
+        </w:rPr>
+        <w:t xml:space="preserve">Hai đường vào RAG, và chúng khác nhau về bản chất chứ không chỉ về kỹ thuật.</w:t>
+      </w:r>
+      <w:r>
+        <w:rPr>
+          <w:rFonts w:ascii="Times New Roman" w:cs="Times New Roman" w:eastAsia="Times New Roman" w:hAnsi="Times New Roman"/>
+          <w:sz w:val="26"/>
+          <w:szCs w:val="26"/>
+        </w:rPr>
+        <w:t xml:space="preserve"> Đường thứ nhất nhận một </w:t>
+      </w:r>
+      <w:r>
+        <w:rPr>
+          <w:rFonts w:ascii="Times New Roman" w:cs="Times New Roman" w:eastAsia="Times New Roman" w:hAnsi="Times New Roman"/>
+          <w:b/>
+          <w:bCs/>
+          <w:sz w:val="26"/>
+          <w:szCs w:val="26"/>
+        </w:rPr>
+        <w:t xml:space="preserve">IRI</w:t>
+      </w:r>
+      <w:r>
+        <w:rPr>
+          <w:rFonts w:ascii="Times New Roman" w:cs="Times New Roman" w:eastAsia="Times New Roman" w:hAnsi="Times New Roman"/>
+          <w:sz w:val="26"/>
+          <w:szCs w:val="26"/>
+        </w:rPr>
+        <w:t xml:space="preserve"> (`chip:st.stm32f411ce/periph:I2C1`) và trả lời bằng khớp chính xác `graph_nodes` cộng tìm toàn văn — deterministic, rẻ, và là đường mà `memory.retrieve` dùng (mốc M1). Đường thứ hai nhận một </w:t>
+      </w:r>
+      <w:r>
+        <w:rPr>
+          <w:rFonts w:ascii="Times New Roman" w:cs="Times New Roman" w:eastAsia="Times New Roman" w:hAnsi="Times New Roman"/>
+          <w:b/>
+          <w:bCs/>
+          <w:sz w:val="26"/>
+          <w:szCs w:val="26"/>
+        </w:rPr>
+        <w:t xml:space="preserve">câu hỏi ngôn ngữ tự nhiên</w:t>
+      </w:r>
+      <w:r>
+        <w:rPr>
+          <w:rFonts w:ascii="Times New Roman" w:cs="Times New Roman" w:eastAsia="Times New Roman" w:hAnsi="Times New Roman"/>
+          <w:sz w:val="26"/>
+          <w:szCs w:val="26"/>
+        </w:rPr>
+        <w:t xml:space="preserve"> và cần nhúng vector để so ngữ nghĩa — đó là `view.rag_ask` ở mốc M2. Cột `embedding` của `RagChunk` (DDD-14 §2) dành cho đường thứ hai và để trống ở M1: nhúng mỗi đoạn chỉ để so cosine với một chuỗi định danh là tốn tiền mà không thêm thông tin. Cùng một bảng phục vụ cả hai nên không phải di trú khi tới M2. Xem DEVIATIONS DEV-042.</w:t>
+      </w:r>
+    </w:p>
+    <w:p>
+      <w:pPr>
+        <w:spacing w:after="60"/>
+      </w:pPr>
+      <w:r>
+        <w:rPr>
+          <w:rFonts w:ascii="Times New Roman" w:cs="Times New Roman" w:eastAsia="Times New Roman" w:hAnsi="Times New Roman"/>
+          <w:sz w:val="26"/>
+          <w:szCs w:val="26"/>
+        </w:rPr>
+        <w:t xml:space="preserve"/>
       </w:r>
     </w:p>
     <w:p>
@@ -12705,7 +12921,7 @@
         <w:sz w:val="20"/>
         <w:szCs w:val="20"/>
       </w:rPr>
-      <w:t xml:space="preserve">EIDE-CXD-10 · Kiến trúc ngữ cảnh · v1.0</w:t>
+      <w:t xml:space="preserve">EIDE-CXD-10 · Kiến trúc ngữ cảnh · v1.1</w:t>
     </w:r>
   </w:p>
 </w:hdr>

--- a/docs/ho-so/EIDE-CXD-10_Kien_truc_ngu_canh.docx
+++ b/docs/ho-so/EIDE-CXD-10_Kien_truc_ngu_canh.docx
@@ -277,7 +277,7 @@
                 <w:sz w:val="21"/>
                 <w:szCs w:val="21"/>
               </w:rPr>
-              <w:t xml:space="preserve">1.1 — §4.5: bảng trọng số vị từ PRED_W chuyển vào khối máy đọc được cạnh EDGE_W và sinh ra `context/budgets.json` — trước đó hai nửa của cùng một công thức xếp hạng ở hai dạng khác nhau, một nửa có cổng chống trôi, một nửa chép tay (DEV-043). Nói rõ hai đường vào RAG: theo IRI (deterministic, M1) và theo câu hỏi ngôn ngữ tự nhiên (embedding, M2) — cột `embedding` để trống ở M1 nên không phải di trú khi tới M2 (DEV-042).</w:t>
+              <w:t xml:space="preserve">1.2 — §4.5: định nghĩa thang điểm truy hồi là ĐỒNG BIẾN trong [0,1] và liệt kê bốn thành phần (bm25, coverage, vector, graph) kèm khoảng giá trị. Trước đó §4.5 chỉ nói "truy hồi lai" mà không định nghĩa thang, nên hai hiện thực ngược nhau đều "đúng tài liệu" — và một bản đảo thang vẫn cho thứ hạng đúng nhờ `ORDER BY`, im lặng cho tới khi có ai dùng điểm làm ngưỡng. Thêm `coverage` vì bm25 suy biến trên kho nhỏ: IDF = 0 khi từ có mặt trong mọi tài liệu (DEV-058).</w:t>
             </w:r>
           </w:p>
         </w:tc>
@@ -1359,6 +1359,144 @@
                 <w:szCs w:val="21"/>
               </w:rPr>
               <w:t xml:space="preserve">§4.5: bảng trọng số vị từ PRED_W chuyển vào khối máy đọc được cạnh EDGE_W và sinh ra `context/budgets.json` — trước đó hai nửa của cùng một công thức xếp hạng ở hai dạng khác nhau, một nửa có cổng chống trôi, một nửa chép tay (DEV-043). Nói rõ hai đường vào RAG: theo IRI (deterministic, M1) và theo câu hỏi ngôn ngữ tự nhiên (embedding, M2) — cột `embedding` để trống ở M1 nên không phải di trú khi tới M2 (DEV-042).</w:t>
+            </w:r>
+          </w:p>
+        </w:tc>
+      </w:tr>
+      <w:tr>
+        <w:tc>
+          <w:tcPr>
+            <w:tcW w:type="dxa" w:w="1500"/>
+            <w:tcBorders>
+              <w:top w:val="single" w:color="7F7F7F" w:sz="4"/>
+              <w:left w:val="single" w:color="7F7F7F" w:sz="4"/>
+              <w:bottom w:val="single" w:color="7F7F7F" w:sz="4"/>
+              <w:right w:val="single" w:color="7F7F7F" w:sz="4"/>
+            </w:tcBorders>
+            <w:tcMar>
+              <w:top w:type="dxa" w:w="50"/>
+              <w:left w:type="dxa" w:w="80"/>
+              <w:bottom w:type="dxa" w:w="50"/>
+              <w:right w:type="dxa" w:w="80"/>
+            </w:tcMar>
+            <w:vAlign w:val="top"/>
+          </w:tcPr>
+          <w:p>
+            <w:pPr>
+              <w:spacing w:after="30" w:line="264"/>
+              <w:jc w:val="left"/>
+            </w:pPr>
+            <w:r>
+              <w:rPr>
+                <w:rFonts w:ascii="Times New Roman" w:cs="Times New Roman" w:eastAsia="Times New Roman" w:hAnsi="Times New Roman"/>
+                <w:b/>
+                <w:bCs/>
+                <w:sz w:val="21"/>
+                <w:szCs w:val="21"/>
+              </w:rPr>
+              <w:t xml:space="preserve">1.2</w:t>
+            </w:r>
+          </w:p>
+        </w:tc>
+        <w:tc>
+          <w:tcPr>
+            <w:tcW w:type="dxa" w:w="1700"/>
+            <w:tcBorders>
+              <w:top w:val="single" w:color="7F7F7F" w:sz="4"/>
+              <w:left w:val="single" w:color="7F7F7F" w:sz="4"/>
+              <w:bottom w:val="single" w:color="7F7F7F" w:sz="4"/>
+              <w:right w:val="single" w:color="7F7F7F" w:sz="4"/>
+            </w:tcBorders>
+            <w:tcMar>
+              <w:top w:type="dxa" w:w="50"/>
+              <w:left w:type="dxa" w:w="80"/>
+              <w:bottom w:type="dxa" w:w="50"/>
+              <w:right w:type="dxa" w:w="80"/>
+            </w:tcMar>
+            <w:vAlign w:val="top"/>
+          </w:tcPr>
+          <w:p>
+            <w:pPr>
+              <w:spacing w:after="30" w:line="264"/>
+              <w:jc w:val="left"/>
+            </w:pPr>
+            <w:r>
+              <w:rPr>
+                <w:rFonts w:ascii="Times New Roman" w:cs="Times New Roman" w:eastAsia="Times New Roman" w:hAnsi="Times New Roman"/>
+                <w:b w:val="false"/>
+                <w:bCs w:val="false"/>
+                <w:sz w:val="21"/>
+                <w:szCs w:val="21"/>
+              </w:rPr>
+              <w:t xml:space="preserve">07/09/2026</w:t>
+            </w:r>
+          </w:p>
+        </w:tc>
+        <w:tc>
+          <w:tcPr>
+            <w:tcW w:type="dxa" w:w="2100"/>
+            <w:tcBorders>
+              <w:top w:val="single" w:color="7F7F7F" w:sz="4"/>
+              <w:left w:val="single" w:color="7F7F7F" w:sz="4"/>
+              <w:bottom w:val="single" w:color="7F7F7F" w:sz="4"/>
+              <w:right w:val="single" w:color="7F7F7F" w:sz="4"/>
+            </w:tcBorders>
+            <w:tcMar>
+              <w:top w:type="dxa" w:w="50"/>
+              <w:left w:type="dxa" w:w="80"/>
+              <w:bottom w:type="dxa" w:w="50"/>
+              <w:right w:type="dxa" w:w="80"/>
+            </w:tcMar>
+            <w:vAlign w:val="top"/>
+          </w:tcPr>
+          <w:p>
+            <w:pPr>
+              <w:spacing w:after="30" w:line="264"/>
+              <w:jc w:val="left"/>
+            </w:pPr>
+            <w:r>
+              <w:rPr>
+                <w:rFonts w:ascii="Times New Roman" w:cs="Times New Roman" w:eastAsia="Times New Roman" w:hAnsi="Times New Roman"/>
+                <w:b w:val="false"/>
+                <w:bCs w:val="false"/>
+                <w:sz w:val="21"/>
+                <w:szCs w:val="21"/>
+              </w:rPr>
+              <w:t xml:space="preserve">Vũ Trí Công</w:t>
+            </w:r>
+          </w:p>
+        </w:tc>
+        <w:tc>
+          <w:tcPr>
+            <w:tcW w:type="dxa" w:w="4000"/>
+            <w:tcBorders>
+              <w:top w:val="single" w:color="7F7F7F" w:sz="4"/>
+              <w:left w:val="single" w:color="7F7F7F" w:sz="4"/>
+              <w:bottom w:val="single" w:color="7F7F7F" w:sz="4"/>
+              <w:right w:val="single" w:color="7F7F7F" w:sz="4"/>
+            </w:tcBorders>
+            <w:tcMar>
+              <w:top w:type="dxa" w:w="50"/>
+              <w:left w:type="dxa" w:w="80"/>
+              <w:bottom w:type="dxa" w:w="50"/>
+              <w:right w:type="dxa" w:w="80"/>
+            </w:tcMar>
+            <w:vAlign w:val="top"/>
+          </w:tcPr>
+          <w:p>
+            <w:pPr>
+              <w:spacing w:after="30" w:line="264"/>
+              <w:jc w:val="left"/>
+            </w:pPr>
+            <w:r>
+              <w:rPr>
+                <w:rFonts w:ascii="Times New Roman" w:cs="Times New Roman" w:eastAsia="Times New Roman" w:hAnsi="Times New Roman"/>
+                <w:b w:val="false"/>
+                <w:bCs w:val="false"/>
+                <w:sz w:val="21"/>
+                <w:szCs w:val="21"/>
+              </w:rPr>
+              <w:t xml:space="preserve">§4.5: định nghĩa thang điểm truy hồi là ĐỒNG BIẾN trong [0,1] và liệt kê bốn thành phần (bm25, coverage, vector, graph) kèm khoảng giá trị. Trước đó §4.5 chỉ nói "truy hồi lai" mà không định nghĩa thang, nên hai hiện thực ngược nhau đều "đúng tài liệu" — và một bản đảo thang vẫn cho thứ hạng đúng nhờ `ORDER BY`, im lặng cho tới khi có ai dùng điểm làm ngưỡng. Thêm `coverage` vì bm25 suy biến trên kho nhỏ: IDF = 0 khi từ có mặt trong mọi tài liệu (DEV-058).</w:t>
             </w:r>
           </w:p>
         </w:tc>
@@ -4067,6 +4205,630 @@
           <w:szCs w:val="28"/>
         </w:rPr>
         <w:t xml:space="preserve">3. Ngân sách theo vai trò</w:t>
+      </w:r>
+    </w:p>
+    <w:p>
+      <w:pPr>
+        <w:spacing w:after="120" w:line="360"/>
+        <w:ind w:firstLine="0"/>
+        <w:jc w:val="both"/>
+      </w:pPr>
+      <w:r>
+        <w:rPr>
+          <w:rFonts w:ascii="Times New Roman" w:cs="Times New Roman" w:eastAsia="Times New Roman" w:hAnsi="Times New Roman"/>
+          <w:b/>
+          <w:bCs/>
+          <w:sz w:val="26"/>
+          <w:szCs w:val="26"/>
+        </w:rPr>
+        <w:t xml:space="preserve">Thang điểm truy hồi là ĐỒNG BIẾN: điểm càng cao càng khớp</w:t>
+      </w:r>
+      <w:r>
+        <w:rPr>
+          <w:rFonts w:ascii="Times New Roman" w:cs="Times New Roman" w:eastAsia="Times New Roman" w:hAnsi="Times New Roman"/>
+          <w:sz w:val="26"/>
+          <w:szCs w:val="26"/>
+        </w:rPr>
+        <w:t xml:space="preserve">, trong khoảng [0, 1]. Nói ra vì `bm25()` của SQLite trả số ÂM (càng âm càng khớp), nên một hiện thực chuẩn hóa thiếu cẩn thận cho ra thang ĐẢO — và thứ hạng vẫn đúng nhờ `ORDER BY`, nên lỗi im lặng cho tới khi có ai đó dùng điểm làm NGƯỠNG. Bốn thành phần và cách gộp:</w:t>
+      </w:r>
+    </w:p>
+    <w:tbl>
+      <w:tblPr>
+        <w:tblW w:type="dxa" w:w="8400"/>
+        <w:tblBorders>
+          <w:top w:val="single" w:color="auto" w:sz="4"/>
+          <w:left w:val="single" w:color="auto" w:sz="4"/>
+          <w:bottom w:val="single" w:color="auto" w:sz="4"/>
+          <w:right w:val="single" w:color="auto" w:sz="4"/>
+          <w:insideH w:val="single" w:color="auto" w:sz="4"/>
+          <w:insideV w:val="single" w:color="auto" w:sz="4"/>
+        </w:tblBorders>
+      </w:tblPr>
+      <w:tblGrid>
+        <w:gridCol w:w="1600"/>
+        <w:gridCol w:w="1200"/>
+        <w:gridCol w:w="5600"/>
+      </w:tblGrid>
+      <w:tr>
+        <w:trPr>
+          <w:tblHeader/>
+        </w:trPr>
+        <w:tc>
+          <w:tcPr>
+            <w:tcW w:type="dxa" w:w="1600"/>
+            <w:tcBorders>
+              <w:top w:val="single" w:color="7F7F7F" w:sz="4"/>
+              <w:left w:val="single" w:color="7F7F7F" w:sz="4"/>
+              <w:bottom w:val="single" w:color="7F7F7F" w:sz="4"/>
+              <w:right w:val="single" w:color="7F7F7F" w:sz="4"/>
+            </w:tcBorders>
+            <w:shd w:fill="1F3864" w:color="auto" w:val="clear"/>
+            <w:tcMar>
+              <w:top w:type="dxa" w:w="50"/>
+              <w:left w:type="dxa" w:w="80"/>
+              <w:bottom w:type="dxa" w:w="50"/>
+              <w:right w:type="dxa" w:w="80"/>
+            </w:tcMar>
+            <w:vAlign w:val="top"/>
+          </w:tcPr>
+          <w:p>
+            <w:pPr>
+              <w:spacing w:after="30" w:line="264"/>
+              <w:jc w:val="center"/>
+            </w:pPr>
+            <w:r>
+              <w:rPr>
+                <w:rFonts w:ascii="Times New Roman" w:cs="Times New Roman" w:eastAsia="Times New Roman" w:hAnsi="Times New Roman"/>
+                <w:b/>
+                <w:bCs/>
+                <w:color w:val="FFFFFF"/>
+                <w:sz w:val="21"/>
+                <w:szCs w:val="21"/>
+              </w:rPr>
+              <w:t xml:space="preserve">Thành phần</w:t>
+            </w:r>
+          </w:p>
+        </w:tc>
+        <w:tc>
+          <w:tcPr>
+            <w:tcW w:type="dxa" w:w="1200"/>
+            <w:tcBorders>
+              <w:top w:val="single" w:color="7F7F7F" w:sz="4"/>
+              <w:left w:val="single" w:color="7F7F7F" w:sz="4"/>
+              <w:bottom w:val="single" w:color="7F7F7F" w:sz="4"/>
+              <w:right w:val="single" w:color="7F7F7F" w:sz="4"/>
+            </w:tcBorders>
+            <w:shd w:fill="1F3864" w:color="auto" w:val="clear"/>
+            <w:tcMar>
+              <w:top w:type="dxa" w:w="50"/>
+              <w:left w:type="dxa" w:w="80"/>
+              <w:bottom w:type="dxa" w:w="50"/>
+              <w:right w:type="dxa" w:w="80"/>
+            </w:tcMar>
+            <w:vAlign w:val="top"/>
+          </w:tcPr>
+          <w:p>
+            <w:pPr>
+              <w:spacing w:after="30" w:line="264"/>
+              <w:jc w:val="center"/>
+            </w:pPr>
+            <w:r>
+              <w:rPr>
+                <w:rFonts w:ascii="Times New Roman" w:cs="Times New Roman" w:eastAsia="Times New Roman" w:hAnsi="Times New Roman"/>
+                <w:b/>
+                <w:bCs/>
+                <w:color w:val="FFFFFF"/>
+                <w:sz w:val="21"/>
+                <w:szCs w:val="21"/>
+              </w:rPr>
+              <w:t xml:space="preserve">Khoảng</w:t>
+            </w:r>
+          </w:p>
+        </w:tc>
+        <w:tc>
+          <w:tcPr>
+            <w:tcW w:type="dxa" w:w="5600"/>
+            <w:tcBorders>
+              <w:top w:val="single" w:color="7F7F7F" w:sz="4"/>
+              <w:left w:val="single" w:color="7F7F7F" w:sz="4"/>
+              <w:bottom w:val="single" w:color="7F7F7F" w:sz="4"/>
+              <w:right w:val="single" w:color="7F7F7F" w:sz="4"/>
+            </w:tcBorders>
+            <w:shd w:fill="1F3864" w:color="auto" w:val="clear"/>
+            <w:tcMar>
+              <w:top w:type="dxa" w:w="50"/>
+              <w:left w:type="dxa" w:w="80"/>
+              <w:bottom w:type="dxa" w:w="50"/>
+              <w:right w:type="dxa" w:w="80"/>
+            </w:tcMar>
+            <w:vAlign w:val="top"/>
+          </w:tcPr>
+          <w:p>
+            <w:pPr>
+              <w:spacing w:after="30" w:line="264"/>
+              <w:jc w:val="center"/>
+            </w:pPr>
+            <w:r>
+              <w:rPr>
+                <w:rFonts w:ascii="Times New Roman" w:cs="Times New Roman" w:eastAsia="Times New Roman" w:hAnsi="Times New Roman"/>
+                <w:b/>
+                <w:bCs/>
+                <w:color w:val="FFFFFF"/>
+                <w:sz w:val="21"/>
+                <w:szCs w:val="21"/>
+              </w:rPr>
+              <w:t xml:space="preserve">Nghĩa</w:t>
+            </w:r>
+          </w:p>
+        </w:tc>
+      </w:tr>
+      <w:tr>
+        <w:tc>
+          <w:tcPr>
+            <w:tcW w:type="dxa" w:w="1600"/>
+            <w:tcBorders>
+              <w:top w:val="single" w:color="7F7F7F" w:sz="4"/>
+              <w:left w:val="single" w:color="7F7F7F" w:sz="4"/>
+              <w:bottom w:val="single" w:color="7F7F7F" w:sz="4"/>
+              <w:right w:val="single" w:color="7F7F7F" w:sz="4"/>
+            </w:tcBorders>
+            <w:tcMar>
+              <w:top w:type="dxa" w:w="50"/>
+              <w:left w:type="dxa" w:w="80"/>
+              <w:bottom w:type="dxa" w:w="50"/>
+              <w:right w:type="dxa" w:w="80"/>
+            </w:tcMar>
+            <w:vAlign w:val="top"/>
+          </w:tcPr>
+          <w:p>
+            <w:pPr>
+              <w:spacing w:after="30" w:line="264"/>
+              <w:jc w:val="left"/>
+            </w:pPr>
+            <w:r>
+              <w:rPr>
+                <w:rFonts w:ascii="Times New Roman" w:cs="Times New Roman" w:eastAsia="Times New Roman" w:hAnsi="Times New Roman"/>
+                <w:b/>
+                <w:bCs/>
+                <w:sz w:val="21"/>
+                <w:szCs w:val="21"/>
+              </w:rPr>
+              <w:t xml:space="preserve">bm25</w:t>
+            </w:r>
+          </w:p>
+        </w:tc>
+        <w:tc>
+          <w:tcPr>
+            <w:tcW w:type="dxa" w:w="1200"/>
+            <w:tcBorders>
+              <w:top w:val="single" w:color="7F7F7F" w:sz="4"/>
+              <w:left w:val="single" w:color="7F7F7F" w:sz="4"/>
+              <w:bottom w:val="single" w:color="7F7F7F" w:sz="4"/>
+              <w:right w:val="single" w:color="7F7F7F" w:sz="4"/>
+            </w:tcBorders>
+            <w:tcMar>
+              <w:top w:type="dxa" w:w="50"/>
+              <w:left w:type="dxa" w:w="80"/>
+              <w:bottom w:type="dxa" w:w="50"/>
+              <w:right w:type="dxa" w:w="80"/>
+            </w:tcMar>
+            <w:vAlign w:val="top"/>
+          </w:tcPr>
+          <w:p>
+            <w:pPr>
+              <w:spacing w:after="30" w:line="264"/>
+              <w:jc w:val="left"/>
+            </w:pPr>
+            <w:r>
+              <w:rPr>
+                <w:rFonts w:ascii="Times New Roman" w:cs="Times New Roman" w:eastAsia="Times New Roman" w:hAnsi="Times New Roman"/>
+                <w:b w:val="false"/>
+                <w:bCs w:val="false"/>
+                <w:sz w:val="21"/>
+                <w:szCs w:val="21"/>
+              </w:rPr>
+              <w:t xml:space="preserve">[0, 1)</w:t>
+            </w:r>
+          </w:p>
+        </w:tc>
+        <w:tc>
+          <w:tcPr>
+            <w:tcW w:type="dxa" w:w="5600"/>
+            <w:tcBorders>
+              <w:top w:val="single" w:color="7F7F7F" w:sz="4"/>
+              <w:left w:val="single" w:color="7F7F7F" w:sz="4"/>
+              <w:bottom w:val="single" w:color="7F7F7F" w:sz="4"/>
+              <w:right w:val="single" w:color="7F7F7F" w:sz="4"/>
+            </w:tcBorders>
+            <w:tcMar>
+              <w:top w:type="dxa" w:w="50"/>
+              <w:left w:type="dxa" w:w="80"/>
+              <w:bottom w:type="dxa" w:w="50"/>
+              <w:right w:type="dxa" w:w="80"/>
+            </w:tcMar>
+            <w:vAlign w:val="top"/>
+          </w:tcPr>
+          <w:p>
+            <w:pPr>
+              <w:spacing w:after="30" w:line="264"/>
+              <w:jc w:val="left"/>
+            </w:pPr>
+            <w:r>
+              <w:rPr>
+                <w:rFonts w:ascii="Times New Roman" w:cs="Times New Roman" w:eastAsia="Times New Roman" w:hAnsi="Times New Roman"/>
+                <w:b w:val="false"/>
+                <w:bCs w:val="false"/>
+                <w:sz w:val="21"/>
+                <w:szCs w:val="21"/>
+              </w:rPr>
+              <w:t xml:space="preserve">chuẩn hóa đồng biến từ `bm25()`: `1 − 1/(1 + abs(bm25))`</w:t>
+            </w:r>
+          </w:p>
+        </w:tc>
+      </w:tr>
+      <w:tr>
+        <w:tc>
+          <w:tcPr>
+            <w:tcW w:type="dxa" w:w="1600"/>
+            <w:tcBorders>
+              <w:top w:val="single" w:color="7F7F7F" w:sz="4"/>
+              <w:left w:val="single" w:color="7F7F7F" w:sz="4"/>
+              <w:bottom w:val="single" w:color="7F7F7F" w:sz="4"/>
+              <w:right w:val="single" w:color="7F7F7F" w:sz="4"/>
+            </w:tcBorders>
+            <w:shd w:fill="F2F6FB" w:color="auto" w:val="clear"/>
+            <w:tcMar>
+              <w:top w:type="dxa" w:w="50"/>
+              <w:left w:type="dxa" w:w="80"/>
+              <w:bottom w:type="dxa" w:w="50"/>
+              <w:right w:type="dxa" w:w="80"/>
+            </w:tcMar>
+            <w:vAlign w:val="top"/>
+          </w:tcPr>
+          <w:p>
+            <w:pPr>
+              <w:spacing w:after="30" w:line="264"/>
+              <w:jc w:val="left"/>
+            </w:pPr>
+            <w:r>
+              <w:rPr>
+                <w:rFonts w:ascii="Times New Roman" w:cs="Times New Roman" w:eastAsia="Times New Roman" w:hAnsi="Times New Roman"/>
+                <w:b/>
+                <w:bCs/>
+                <w:sz w:val="21"/>
+                <w:szCs w:val="21"/>
+              </w:rPr>
+              <w:t xml:space="preserve">coverage</w:t>
+            </w:r>
+          </w:p>
+        </w:tc>
+        <w:tc>
+          <w:tcPr>
+            <w:tcW w:type="dxa" w:w="1200"/>
+            <w:tcBorders>
+              <w:top w:val="single" w:color="7F7F7F" w:sz="4"/>
+              <w:left w:val="single" w:color="7F7F7F" w:sz="4"/>
+              <w:bottom w:val="single" w:color="7F7F7F" w:sz="4"/>
+              <w:right w:val="single" w:color="7F7F7F" w:sz="4"/>
+            </w:tcBorders>
+            <w:shd w:fill="F2F6FB" w:color="auto" w:val="clear"/>
+            <w:tcMar>
+              <w:top w:type="dxa" w:w="50"/>
+              <w:left w:type="dxa" w:w="80"/>
+              <w:bottom w:type="dxa" w:w="50"/>
+              <w:right w:type="dxa" w:w="80"/>
+            </w:tcMar>
+            <w:vAlign w:val="top"/>
+          </w:tcPr>
+          <w:p>
+            <w:pPr>
+              <w:spacing w:after="30" w:line="264"/>
+              <w:jc w:val="left"/>
+            </w:pPr>
+            <w:r>
+              <w:rPr>
+                <w:rFonts w:ascii="Times New Roman" w:cs="Times New Roman" w:eastAsia="Times New Roman" w:hAnsi="Times New Roman"/>
+                <w:b w:val="false"/>
+                <w:bCs w:val="false"/>
+                <w:sz w:val="21"/>
+                <w:szCs w:val="21"/>
+              </w:rPr>
+              <w:t xml:space="preserve">[0, 1]</w:t>
+            </w:r>
+          </w:p>
+        </w:tc>
+        <w:tc>
+          <w:tcPr>
+            <w:tcW w:type="dxa" w:w="5600"/>
+            <w:tcBorders>
+              <w:top w:val="single" w:color="7F7F7F" w:sz="4"/>
+              <w:left w:val="single" w:color="7F7F7F" w:sz="4"/>
+              <w:bottom w:val="single" w:color="7F7F7F" w:sz="4"/>
+              <w:right w:val="single" w:color="7F7F7F" w:sz="4"/>
+            </w:tcBorders>
+            <w:shd w:fill="F2F6FB" w:color="auto" w:val="clear"/>
+            <w:tcMar>
+              <w:top w:type="dxa" w:w="50"/>
+              <w:left w:type="dxa" w:w="80"/>
+              <w:bottom w:type="dxa" w:w="50"/>
+              <w:right w:type="dxa" w:w="80"/>
+            </w:tcMar>
+            <w:vAlign w:val="top"/>
+          </w:tcPr>
+          <w:p>
+            <w:pPr>
+              <w:spacing w:after="30" w:line="264"/>
+              <w:jc w:val="left"/>
+            </w:pPr>
+            <w:r>
+              <w:rPr>
+                <w:rFonts w:ascii="Times New Roman" w:cs="Times New Roman" w:eastAsia="Times New Roman" w:hAnsi="Times New Roman"/>
+                <w:b w:val="false"/>
+                <w:bCs w:val="false"/>
+                <w:sz w:val="21"/>
+                <w:szCs w:val="21"/>
+              </w:rPr>
+              <w:t xml:space="preserve">tỷ lệ từ khóa câu hỏi thực sự xuất hiện trong đoạn</w:t>
+            </w:r>
+          </w:p>
+        </w:tc>
+      </w:tr>
+      <w:tr>
+        <w:tc>
+          <w:tcPr>
+            <w:tcW w:type="dxa" w:w="1600"/>
+            <w:tcBorders>
+              <w:top w:val="single" w:color="7F7F7F" w:sz="4"/>
+              <w:left w:val="single" w:color="7F7F7F" w:sz="4"/>
+              <w:bottom w:val="single" w:color="7F7F7F" w:sz="4"/>
+              <w:right w:val="single" w:color="7F7F7F" w:sz="4"/>
+            </w:tcBorders>
+            <w:tcMar>
+              <w:top w:type="dxa" w:w="50"/>
+              <w:left w:type="dxa" w:w="80"/>
+              <w:bottom w:type="dxa" w:w="50"/>
+              <w:right w:type="dxa" w:w="80"/>
+            </w:tcMar>
+            <w:vAlign w:val="top"/>
+          </w:tcPr>
+          <w:p>
+            <w:pPr>
+              <w:spacing w:after="30" w:line="264"/>
+              <w:jc w:val="left"/>
+            </w:pPr>
+            <w:r>
+              <w:rPr>
+                <w:rFonts w:ascii="Times New Roman" w:cs="Times New Roman" w:eastAsia="Times New Roman" w:hAnsi="Times New Roman"/>
+                <w:b/>
+                <w:bCs/>
+                <w:sz w:val="21"/>
+                <w:szCs w:val="21"/>
+              </w:rPr>
+              <w:t xml:space="preserve">vector</w:t>
+            </w:r>
+          </w:p>
+        </w:tc>
+        <w:tc>
+          <w:tcPr>
+            <w:tcW w:type="dxa" w:w="1200"/>
+            <w:tcBorders>
+              <w:top w:val="single" w:color="7F7F7F" w:sz="4"/>
+              <w:left w:val="single" w:color="7F7F7F" w:sz="4"/>
+              <w:bottom w:val="single" w:color="7F7F7F" w:sz="4"/>
+              <w:right w:val="single" w:color="7F7F7F" w:sz="4"/>
+            </w:tcBorders>
+            <w:tcMar>
+              <w:top w:type="dxa" w:w="50"/>
+              <w:left w:type="dxa" w:w="80"/>
+              <w:bottom w:type="dxa" w:w="50"/>
+              <w:right w:type="dxa" w:w="80"/>
+            </w:tcMar>
+            <w:vAlign w:val="top"/>
+          </w:tcPr>
+          <w:p>
+            <w:pPr>
+              <w:spacing w:after="30" w:line="264"/>
+              <w:jc w:val="left"/>
+            </w:pPr>
+            <w:r>
+              <w:rPr>
+                <w:rFonts w:ascii="Times New Roman" w:cs="Times New Roman" w:eastAsia="Times New Roman" w:hAnsi="Times New Roman"/>
+                <w:b w:val="false"/>
+                <w:bCs w:val="false"/>
+                <w:sz w:val="21"/>
+                <w:szCs w:val="21"/>
+              </w:rPr>
+              <w:t xml:space="preserve">[0, 1]</w:t>
+            </w:r>
+          </w:p>
+        </w:tc>
+        <w:tc>
+          <w:tcPr>
+            <w:tcW w:type="dxa" w:w="5600"/>
+            <w:tcBorders>
+              <w:top w:val="single" w:color="7F7F7F" w:sz="4"/>
+              <w:left w:val="single" w:color="7F7F7F" w:sz="4"/>
+              <w:bottom w:val="single" w:color="7F7F7F" w:sz="4"/>
+              <w:right w:val="single" w:color="7F7F7F" w:sz="4"/>
+            </w:tcBorders>
+            <w:tcMar>
+              <w:top w:type="dxa" w:w="50"/>
+              <w:left w:type="dxa" w:w="80"/>
+              <w:bottom w:type="dxa" w:w="50"/>
+              <w:right w:type="dxa" w:w="80"/>
+            </w:tcMar>
+            <w:vAlign w:val="top"/>
+          </w:tcPr>
+          <w:p>
+            <w:pPr>
+              <w:spacing w:after="30" w:line="264"/>
+              <w:jc w:val="left"/>
+            </w:pPr>
+            <w:r>
+              <w:rPr>
+                <w:rFonts w:ascii="Times New Roman" w:cs="Times New Roman" w:eastAsia="Times New Roman" w:hAnsi="Times New Roman"/>
+                <w:b w:val="false"/>
+                <w:bCs w:val="false"/>
+                <w:sz w:val="21"/>
+                <w:szCs w:val="21"/>
+              </w:rPr>
+              <w:t xml:space="preserve">cosine với embedding câu hỏi (0 khi chưa có embedding)</w:t>
+            </w:r>
+          </w:p>
+        </w:tc>
+      </w:tr>
+      <w:tr>
+        <w:tc>
+          <w:tcPr>
+            <w:tcW w:type="dxa" w:w="1600"/>
+            <w:tcBorders>
+              <w:top w:val="single" w:color="7F7F7F" w:sz="4"/>
+              <w:left w:val="single" w:color="7F7F7F" w:sz="4"/>
+              <w:bottom w:val="single" w:color="7F7F7F" w:sz="4"/>
+              <w:right w:val="single" w:color="7F7F7F" w:sz="4"/>
+            </w:tcBorders>
+            <w:shd w:fill="F2F6FB" w:color="auto" w:val="clear"/>
+            <w:tcMar>
+              <w:top w:type="dxa" w:w="50"/>
+              <w:left w:type="dxa" w:w="80"/>
+              <w:bottom w:type="dxa" w:w="50"/>
+              <w:right w:type="dxa" w:w="80"/>
+            </w:tcMar>
+            <w:vAlign w:val="top"/>
+          </w:tcPr>
+          <w:p>
+            <w:pPr>
+              <w:spacing w:after="30" w:line="264"/>
+              <w:jc w:val="left"/>
+            </w:pPr>
+            <w:r>
+              <w:rPr>
+                <w:rFonts w:ascii="Times New Roman" w:cs="Times New Roman" w:eastAsia="Times New Roman" w:hAnsi="Times New Roman"/>
+                <w:b/>
+                <w:bCs/>
+                <w:sz w:val="21"/>
+                <w:szCs w:val="21"/>
+              </w:rPr>
+              <w:t xml:space="preserve">graph</w:t>
+            </w:r>
+          </w:p>
+        </w:tc>
+        <w:tc>
+          <w:tcPr>
+            <w:tcW w:type="dxa" w:w="1200"/>
+            <w:tcBorders>
+              <w:top w:val="single" w:color="7F7F7F" w:sz="4"/>
+              <w:left w:val="single" w:color="7F7F7F" w:sz="4"/>
+              <w:bottom w:val="single" w:color="7F7F7F" w:sz="4"/>
+              <w:right w:val="single" w:color="7F7F7F" w:sz="4"/>
+            </w:tcBorders>
+            <w:shd w:fill="F2F6FB" w:color="auto" w:val="clear"/>
+            <w:tcMar>
+              <w:top w:type="dxa" w:w="50"/>
+              <w:left w:type="dxa" w:w="80"/>
+              <w:bottom w:type="dxa" w:w="50"/>
+              <w:right w:type="dxa" w:w="80"/>
+            </w:tcMar>
+            <w:vAlign w:val="top"/>
+          </w:tcPr>
+          <w:p>
+            <w:pPr>
+              <w:spacing w:after="30" w:line="264"/>
+              <w:jc w:val="left"/>
+            </w:pPr>
+            <w:r>
+              <w:rPr>
+                <w:rFonts w:ascii="Times New Roman" w:cs="Times New Roman" w:eastAsia="Times New Roman" w:hAnsi="Times New Roman"/>
+                <w:b w:val="false"/>
+                <w:bCs w:val="false"/>
+                <w:sz w:val="21"/>
+                <w:szCs w:val="21"/>
+              </w:rPr>
+              <w:t xml:space="preserve">{0, 1}</w:t>
+            </w:r>
+          </w:p>
+        </w:tc>
+        <w:tc>
+          <w:tcPr>
+            <w:tcW w:type="dxa" w:w="5600"/>
+            <w:tcBorders>
+              <w:top w:val="single" w:color="7F7F7F" w:sz="4"/>
+              <w:left w:val="single" w:color="7F7F7F" w:sz="4"/>
+              <w:bottom w:val="single" w:color="7F7F7F" w:sz="4"/>
+              <w:right w:val="single" w:color="7F7F7F" w:sz="4"/>
+            </w:tcBorders>
+            <w:shd w:fill="F2F6FB" w:color="auto" w:val="clear"/>
+            <w:tcMar>
+              <w:top w:type="dxa" w:w="50"/>
+              <w:left w:type="dxa" w:w="80"/>
+              <w:bottom w:type="dxa" w:w="50"/>
+              <w:right w:type="dxa" w:w="80"/>
+            </w:tcMar>
+            <w:vAlign w:val="top"/>
+          </w:tcPr>
+          <w:p>
+            <w:pPr>
+              <w:spacing w:after="30" w:line="264"/>
+              <w:jc w:val="left"/>
+            </w:pPr>
+            <w:r>
+              <w:rPr>
+                <w:rFonts w:ascii="Times New Roman" w:cs="Times New Roman" w:eastAsia="Times New Roman" w:hAnsi="Times New Roman"/>
+                <w:b w:val="false"/>
+                <w:bCs w:val="false"/>
+                <w:sz w:val="21"/>
+                <w:szCs w:val="21"/>
+              </w:rPr>
+              <w:t xml:space="preserve">1 nếu đoạn được đánh dấu nói về một IRI trong tập lan tỏa 2 bước</w:t>
+            </w:r>
+          </w:p>
+        </w:tc>
+      </w:tr>
+    </w:tbl>
+    <w:p>
+      <w:pPr>
+        <w:spacing w:after="120" w:line="360"/>
+        <w:ind w:firstLine="0"/>
+        <w:jc w:val="both"/>
+      </w:pPr>
+      <w:r>
+        <w:rPr>
+          <w:rFonts w:ascii="Times New Roman" w:cs="Times New Roman" w:eastAsia="Times New Roman" w:hAnsi="Times New Roman"/>
+          <w:sz w:val="26"/>
+          <w:szCs w:val="26"/>
+        </w:rPr>
+        <w:t xml:space="preserve">Điểm FTS = trung bình của `bm25` và `coverage`. Phải có `coverage` vì </w:t>
+      </w:r>
+      <w:r>
+        <w:rPr>
+          <w:rFonts w:ascii="Times New Roman" w:cs="Times New Roman" w:eastAsia="Times New Roman" w:hAnsi="Times New Roman"/>
+          <w:b/>
+          <w:bCs/>
+          <w:sz w:val="26"/>
+          <w:szCs w:val="26"/>
+        </w:rPr>
+        <w:t xml:space="preserve">bm25 suy biến trên kho nhỏ</w:t>
+      </w:r>
+      <w:r>
+        <w:rPr>
+          <w:rFonts w:ascii="Times New Roman" w:cs="Times New Roman" w:eastAsia="Times New Roman" w:hAnsi="Times New Roman"/>
+          <w:sz w:val="26"/>
+          <w:szCs w:val="26"/>
+        </w:rPr>
+        <w:t xml:space="preserve">: BM25 nhân với IDF, mà một từ có mặt trong MỌI tài liệu thì IDF = 0 — nên kho một tài liệu luôn cho bm25 = 0 với mọi khớp, và một ngưỡng dựa riêng vào nó sẽ chặn hết mọi câu trả lời của một dự án vừa nạp đúng một datasheet. `coverage` không suy biến và giải thích được cho người dùng (“đoạn này chứa 4/5 từ bạn hỏi”). Đoạn khớp bằng đồ thị giữ điểm riêng (≥ 0,9) và KHÔNG trộn vào thang FTS: khớp `graph_nodes` là sự thật đã ghi lúc lập chỉ mục, còn điểm FTS là ước lượng — gộp hai loại vào một thang thì bên đọc không biết mình đang nhìn cái nào. Xem DEVIATIONS DEV-058.</w:t>
+      </w:r>
+    </w:p>
+    <w:p>
+      <w:pPr>
+        <w:spacing w:after="60"/>
+      </w:pPr>
+      <w:r>
+        <w:rPr>
+          <w:rFonts w:ascii="Times New Roman" w:cs="Times New Roman" w:eastAsia="Times New Roman" w:hAnsi="Times New Roman"/>
+          <w:sz w:val="26"/>
+          <w:szCs w:val="26"/>
+        </w:rPr>
+        <w:t xml:space="preserve"/>
       </w:r>
     </w:p>
     <w:p>
@@ -12921,7 +13683,7 @@
         <w:sz w:val="20"/>
         <w:szCs w:val="20"/>
       </w:rPr>
-      <w:t xml:space="preserve">EIDE-CXD-10 · Kiến trúc ngữ cảnh · v1.1</w:t>
+      <w:t xml:space="preserve">EIDE-CXD-10 · Kiến trúc ngữ cảnh · v1.2</w:t>
     </w:r>
   </w:p>
 </w:hdr>
